--- a/docs/thesis/Full_version_V38_EngD_Thesis_Submission_Draft.docx
+++ b/docs/thesis/Full_version_V38_EngD_Thesis_Submission_Draft.docx
@@ -9878,7 +9878,7 @@
           <w:rFonts w:ascii="Times New Roman" w:hAnsi="Times New Roman" w:eastAsia="Times New Roman" w:cs="Times New Roman"/>
           <w:sz w:val="24"/>
         </w:rPr>
-        <w:t>A fourth evidence activity supplements the three stages: a series of four expert consultations, conducted after the empirical work as a distinct data-collection exercise - not literature review - to test the programme's behavioural interpretation and its design framework against senior practice and research standpoints. The consultations were semi-structured interviews with: a senior physiotherapist and former chair of a Hong Kong professional physiotherapy body, pseudonymised as Expert P at his election (March 2026, telephone, approximately 25 minutes, Cantonese mixed with English; with a dated follow-up on 5 August 2026 in which he played the decoupled build); Dr Gary Kui-Kai Lau, Assistant Dean (Education Innovations) and Clinical Associate Professor, Division of Neurology, LKS Faculty of Medicine, The University of Hong Kong (June 2026, in person, approximately one hour, Cantonese mixed with English); Dr Sarah C.W. Yuan, Specialist, Center on the Family, University of Hawai'i at Manoa, a medical sociologist and demographer of aging (25 July 2026, telephone, English, approximately 35 minutes); and Dr Philip Choy, certified naturopathic physician (ANMCB) and President of the Hong Kong Academy of Naturopath, with over twenty-five years of clinical practice concentrated in elderly chronic disease (4 August 2026, telephone, approximately 30 minutes, Cantonese and English). Each expert gave written consent on a nine-statement form with an explicit identification election: three authorised named attribution and one elected pseudonymity; where an interview preceded its signed form, the record states both dates plainly. The researcher's notes are the primary records; each consultation summary is returned to its participant for validation (member checking). Analysis is thematic: expert statements are mapped onto the programme's constructs and reported as convergence, divergence or silence (Appendix H; discussed in Chapter 8). Positioning: expert input is interpretation and practice validation of the findings and a confirmatory-design review of the Chapter 7 framework; it is not additional empirical evidence and does not bear on the hypothesis tests.</w:t>
+        <w:t>A fourth evidence activity supplements the three stages: a series of four expert consultations (one of which, in its September 2026 follow-up, included a contribution from the expert's doctoral researcher), conducted after the empirical work as a distinct data-collection exercise - not literature review - to test the programme's behavioural interpretation and its design framework against senior practice and research standpoints. The consultations were semi-structured interviews with: a senior physiotherapist and former chair of a Hong Kong professional physiotherapy body, pseudonymised as Expert P at his election (March 2026, telephone, approximately 25 minutes, Cantonese mixed with English; with a dated follow-up on 5 August 2026 in which he played the decoupled build); Dr Gary Kui-Kai Lau, Assistant Dean (Education Innovations) and Clinical Associate Professor, Division of Neurology, LKS Faculty of Medicine, The University of Hong Kong (June 2026, in person, approximately one hour, Cantonese mixed with English); Dr Sarah C.W. Yuan, Specialist, Center on the Family, University of Hawai'i at Manoa, a medical sociologist and demographer of aging (25 July 2026, telephone, English, approximately 35 minutes); and Dr Philip Choy, certified naturopathic physician (ANMCB) and President of the Hong Kong Academy of Naturopath, with over twenty-five years of clinical practice concentrated in elderly chronic disease (4 August 2026, telephone, approximately 30 minutes, Cantonese and English). Each expert gave written consent on a nine-statement form with an explicit identification election: three authorised named attribution and one elected pseudonymity; where an interview preceded its signed form, the record states both dates plainly. The researcher's notes are the primary records; each consultation summary is returned to its participant for validation (member checking). Analysis is thematic: expert statements are mapped onto the programme's constructs and reported as convergence, divergence or silence (Appendix H; discussed in Chapter 8). Positioning: expert input is interpretation and practice validation of the findings and a confirmatory-design review of the Chapter 7 framework; it is not additional empirical evidence and does not bear on the hypothesis tests.</w:t>
       </w:r>
     </w:p>
     <w:p>
@@ -10852,7 +10852,7 @@
           </w:tcPr>
           <w:p>
             <w:r>
-              <w:t>March–August 2026</w:t>
+              <w:t>March–September 2026</w:t>
             </w:r>
           </w:p>
         </w:tc>
@@ -20387,7 +20387,7 @@
         <w:pStyle w:val="Heading2"/>
       </w:pPr>
       <w:r>
-        <w:t>6.12 The Expert Consultation Panel (March–August 2026)</w:t>
+        <w:t>6.12 The Expert Consultation Panel (March–September 2026)</w:t>
       </w:r>
     </w:p>
     <w:p>
@@ -20427,10 +20427,14 @@
         <w:jc w:val="both"/>
       </w:pPr>
       <w:r>
+        <w:rPr/>
+        <w:t xml:space="preserve">A second consultation with Dr Lau followed in September 2026 (approximately thirty minutes, Cantonese and English, audio-recorded), joined by his doctoral researcher in rehabilitation technology. It extended the record on four fronts. First, both visitors independently corroborated the verdict-fear reading from their own practice: patients who decline even free assessments because they prefer not to know, and older adults who become anxious and score-focused the moment an activity is framed as being about their body - pressure created by the framing, not the task. Second, Dr Lau supplied design requirements from clinical experience: information overload is itself a barrier ('the simpler, the better'); reporting for older adults should say healthy-or-not and when to see a doctor rather than exposing indices ('less is more'); guidance must be actionable - dynamic risk with small achievable goals - and must come from a messenger the person trusts. He also pointed to a Hong Kong product screening cognition through mahjong and calligraphy as a strong exemplar of assessment embedded in culturally familiar play. Third, the doctoral researcher articulated, unprompted, the self-referenced baseline: with no pass/fail standard, the player measures progress against their own earlier play - an independent statement of the learning-trajectory appraisal this thesis formalises (§7.3) - while also insisting that game-derived assessment requires validation against therapist-administered instruments before any accuracy claim. Fourth, when the author relayed Dr Yuan's group-play observation (§6.8A), both visitors endorsed it from their own experience - a cross-panel convergence on group play as the stronger engagement form. </w:t>
+      </w:r>
+      <w:r>
         <w:rPr>
           <w:highlight w:val="yellow"/>
         </w:rPr>
-        <w:t>[AUTHOR INPUT NEEDED - Dr Lau second consultation: his played-the-game feedback and the Mirror-project convergence (avatar coaching; self-awareness and self-engagement as the key mechanism) await his explicit clearance and the author's record before this paragraph is completed.]</w:t>
+        <w:t>[AUTHOR INPUT NEEDED: member-check endorsement of the second-consultation summary is in progress (review form issued); the doctoral researcher's attribution election is pending (treated pseudonymously until received); Dr Lau's product-development convergence is withheld pending his sensitivity election; his own played-the-game feedback remains to be recorded; exact session date to confirm.]</w:t>
       </w:r>
     </w:p>
     <w:p>
@@ -24178,7 +24182,7 @@
           </w:tcPr>
           <w:p>
             <w:r>
-              <w:t>March-August 2026</w:t>
+              <w:t>March–September 2026</w:t>
             </w:r>
           </w:p>
         </w:tc>
